--- a/src/templates/retainer/consult.docx
+++ b/src/templates/retainer/consult.docx
@@ -75,7 +75,7 @@
           <w:szCs w:val="22"/>
           <w:rtl w:val="0"/>
         </w:rPr>
-        <w:t xml:space="preserve">RCIC-IRB Membership No. R518177</w:t>
+        <w:t xml:space="preserve">RCIC-IRB Membership No. {rcicNumber}</w:t>
       </w:r>
       <w:r>
         <w:rPr>
@@ -122,7 +122,7 @@
           <w:szCs w:val="22"/>
           <w:rtl w:val="0"/>
         </w:rPr>
-        <w:t xml:space="preserve">, between Shafoli Kapur, Regulated Canadian Immigration Consultant - Immigration and Refugee Consultant (RCIC-IRB # R518177) (hereinafter the “RCIC-IRB”) and acting as a legal representative of </w:t>
+        <w:t xml:space="preserve">, between {consultantName}, Regulated Canadian Immigration Consultant - Immigration and Refugee Consultant (RCIC-IRB # {rcicNumber}) (hereinafter the “RCIC-IRB”) and acting as a legal representative of </w:t>
       </w:r>
       <w:r>
         <w:rPr>
@@ -326,7 +326,7 @@
           <w:szCs w:val="22"/>
           <w:rtl w:val="0"/>
         </w:rPr>
-        <w:t xml:space="preserve">Please be advised that Shafoli Kapur</w:t>
+        <w:t xml:space="preserve">Please be advised that {consultantName}</w:t>
       </w:r>
       <w:r>
         <w:rPr>
@@ -760,7 +760,7 @@
                 <w:u w:val="single"/>
                 <w:rtl w:val="0"/>
               </w:rPr>
-              <w:t xml:space="preserve">Shafoli Kapur</w:t>
+              <w:t xml:space="preserve">{consultantName}</w:t>
             </w:r>
           </w:p>
           <w:p>

--- a/src/templates/retainer/consult.docx
+++ b/src/templates/retainer/consult.docx
@@ -75,7 +75,7 @@
           <w:szCs w:val="22"/>
           <w:rtl w:val="0"/>
         </w:rPr>
-        <w:t xml:space="preserve">RCIC-IRB Membership No. {rcicNumber}</w:t>
+        <w:t xml:space="preserve">{rcicRole} Membership No. {rcicNumber}</w:t>
       </w:r>
       <w:r>
         <w:rPr>
@@ -122,7 +122,7 @@
           <w:szCs w:val="22"/>
           <w:rtl w:val="0"/>
         </w:rPr>
-        <w:t xml:space="preserve">, between {consultantName}, Regulated Canadian Immigration Consultant - Immigration and Refugee Consultant (RCIC-IRB # {rcicNumber}) (hereinafter the “RCIC-IRB”) and acting as a legal representative of </w:t>
+        <w:t xml:space="preserve">, between {consultantName}, {rcicTitle} ({rcicRole} # {rcicNumber}) (hereinafter the “{rcicRole}”) and acting as a legal representative of </w:t>
       </w:r>
       <w:r>
         <w:rPr>
@@ -252,7 +252,7 @@
           <w:szCs w:val="22"/>
           <w:rtl w:val="0"/>
         </w:rPr>
-        <w:t xml:space="preserve">The purpose of the initial consultation is for the RCIC-IRB to provide information to the client and answer their questions about Canada immigration options based on their current situation and the information they will provide to the RCIC-IRB. </w:t>
+        <w:t xml:space="preserve">The purpose of the initial consultation is for the {rcicRole} to provide information to the client and answer their questions about Canada immigration options based on their current situation and the information they will provide to the {rcicRole}. </w:t>
       </w:r>
     </w:p>
     <w:p>
@@ -736,7 +736,7 @@
                 <w:u w:val="single"/>
                 <w:rtl w:val="0"/>
               </w:rPr>
-              <w:t xml:space="preserve">RCIC-IRB</w:t>
+              <w:t xml:space="preserve">{rcicRole}</w:t>
             </w:r>
           </w:p>
           <w:p>
@@ -1009,7 +1009,7 @@
           <w:szCs w:val="22"/>
           <w:rtl w:val="0"/>
         </w:rPr>
-        <w:t xml:space="preserve">RCIC-IRB</w:t>
+        <w:t xml:space="preserve">{rcicRole}</w:t>
       </w:r>
       <w:r>
         <w:rPr>
